--- a/manuscript/ssm_manuscript_en.docx
+++ b/manuscript/ssm_manuscript_en.docx
@@ -98,7 +98,7 @@
           <w:i w:val="0"/>
           <w:sz w:val="24"/>
         </w:rPr>
-        <w:t>From a social-science perspective, however, the link between risk and career choice is mediated by institutional context. Rare but salient adverse events are highly available in memory and in media coverage, and loss aversion can cause a low-probability outcome to be overweighted in career deliberations. (Tversky and Kahneman, 1973; Kahneman and Tversky, 1979) At the same time, the decision to enter, remain in, or leave a specialty is constrained by expected income, sunk training costs, switching costs and status-quo bias. (Samuelson and Zeckhauser, 1988) The relevant policy question is therefore not whether physicians report anxiety about litigation, but whether that anxiety translates into aggregate workforce shifts in a health system that structures the returns to and costs of specialty choice.</w:t>
+        <w:t>From a social-science perspective, however, the link between risk and career choice is mediated by institutional context. Rare but salient adverse events come readily to mind, especially when they are covered in the media, and loss aversion can cause a low-probability outcome to be overweighted in career deliberations. (Tversky and Kahneman, 1973; Kahneman and Tversky, 1979) At the same time, the decision to enter, remain in, or leave a specialty is constrained by expected income, sunk training costs, switching costs and status-quo bias. (Samuelson and Zeckhauser, 1988) The relevant policy question is therefore not whether physicians report anxiety about litigation, but whether that anxiety translates into aggregate workforce shifts in a health system that structures the returns to and costs of specialty choice.</w:t>
       </w:r>
     </w:p>
     <w:p>
@@ -354,11 +354,147 @@
       <w:r>
         <w:rPr>
           <w:rFonts w:ascii="Times New Roman" w:hAnsi="Times New Roman"/>
-          <w:b w:val="0"/>
           <w:i w:val="0"/>
           <w:sz w:val="24"/>
         </w:rPr>
-        <w:t>Here, Y is either physician counts or hospital facility counts, alpha_s are specialty fixed effects, delta_t are wave fixed effects, and standard errors are clustered by specialty. For the equivalence analysis we standardised litrate to a z-score, so beta gives the expected biennial log-change per one-SD increase in the litigation rate.</w:t>
+        <w:t xml:space="preserve">Here, </w:t>
+      </w:r>
+      <w:r>
+        <w:rPr>
+          <w:rFonts w:ascii="Times New Roman" w:hAnsi="Times New Roman"/>
+          <w:i/>
+          <w:sz w:val="24"/>
+        </w:rPr>
+        <w:t>Y</w:t>
+      </w:r>
+      <w:r>
+        <w:rPr>
+          <w:rFonts w:ascii="Times New Roman" w:hAnsi="Times New Roman"/>
+          <w:i w:val="0"/>
+          <w:sz w:val="24"/>
+        </w:rPr>
+        <w:t xml:space="preserve"> is either physician counts or hospital facility counts; </w:t>
+      </w:r>
+      <m:oMath xmlns:mml="http://www.w3.org/1998/Math/MathML">
+        <m:sSub>
+          <m:e>
+            <m:r>
+              <m:t>α</m:t>
+            </m:r>
+          </m:e>
+          <m:sub>
+            <m:r>
+              <m:t>s</m:t>
+            </m:r>
+          </m:sub>
+        </m:sSub>
+      </m:oMath>
+      <w:r>
+        <w:rPr>
+          <w:rFonts w:ascii="Times New Roman" w:hAnsi="Times New Roman"/>
+          <w:i w:val="0"/>
+          <w:sz w:val="24"/>
+        </w:rPr>
+        <w:t xml:space="preserve"> denotes specialty fixed effects, </w:t>
+      </w:r>
+      <m:oMath xmlns:mml="http://www.w3.org/1998/Math/MathML">
+        <m:sSub>
+          <m:e>
+            <m:r>
+              <m:t>δ</m:t>
+            </m:r>
+          </m:e>
+          <m:sub>
+            <m:r>
+              <m:t>t</m:t>
+            </m:r>
+          </m:sub>
+        </m:sSub>
+      </m:oMath>
+      <w:r>
+        <w:rPr>
+          <w:rFonts w:ascii="Times New Roman" w:hAnsi="Times New Roman"/>
+          <w:i w:val="0"/>
+          <w:sz w:val="24"/>
+        </w:rPr>
+        <w:t xml:space="preserve"> wave fixed effects, </w:t>
+      </w:r>
+      <m:oMath xmlns:mml="http://www.w3.org/1998/Math/MathML">
+        <m:r>
+          <m:t>β</m:t>
+        </m:r>
+      </m:oMath>
+      <w:r>
+        <w:rPr>
+          <w:rFonts w:ascii="Times New Roman" w:hAnsi="Times New Roman"/>
+          <w:i w:val="0"/>
+          <w:sz w:val="24"/>
+        </w:rPr>
+        <w:t xml:space="preserve"> is the coefficient on the litigation rate, </w:t>
+      </w:r>
+      <m:oMath xmlns:mml="http://www.w3.org/1998/Math/MathML">
+        <m:r>
+          <m:t>γ</m:t>
+        </m:r>
+      </m:oMath>
+      <w:r>
+        <w:rPr>
+          <w:rFonts w:ascii="Times New Roman" w:hAnsi="Times New Roman"/>
+          <w:i w:val="0"/>
+          <w:sz w:val="24"/>
+        </w:rPr>
+        <w:t xml:space="preserve"> is the coefficient on the JOCS-CP indicator, and </w:t>
+      </w:r>
+      <m:oMath xmlns:mml="http://www.w3.org/1998/Math/MathML">
+        <m:sSub>
+          <m:e>
+            <m:r>
+              <m:t>ϵ</m:t>
+            </m:r>
+          </m:e>
+          <m:sub>
+            <m:r>
+              <m:t>st</m:t>
+            </m:r>
+          </m:sub>
+        </m:sSub>
+      </m:oMath>
+      <w:r>
+        <w:rPr>
+          <w:rFonts w:ascii="Times New Roman" w:hAnsi="Times New Roman"/>
+          <w:i w:val="0"/>
+          <w:sz w:val="24"/>
+        </w:rPr>
+        <w:t xml:space="preserve"> is the error term. Standard errors are clustered by specialty. For the equivalence analysis we standardised </w:t>
+      </w:r>
+      <w:r>
+        <w:rPr>
+          <w:rFonts w:ascii="Times New Roman" w:hAnsi="Times New Roman"/>
+          <w:i/>
+          <w:sz w:val="24"/>
+        </w:rPr>
+        <w:t>litrate</w:t>
+      </w:r>
+      <w:r>
+        <w:rPr>
+          <w:rFonts w:ascii="Times New Roman" w:hAnsi="Times New Roman"/>
+          <w:i w:val="0"/>
+          <w:sz w:val="24"/>
+        </w:rPr>
+        <w:t xml:space="preserve"> to a z-score, so </w:t>
+      </w:r>
+      <m:oMath xmlns:mml="http://www.w3.org/1998/Math/MathML">
+        <m:r>
+          <m:t>β</m:t>
+        </m:r>
+      </m:oMath>
+      <w:r>
+        <w:rPr>
+          <w:rFonts w:ascii="Times New Roman" w:hAnsi="Times New Roman"/>
+          <w:i w:val="0"/>
+          <w:sz w:val="24"/>
+        </w:rPr>
+        <w:t xml:space="preserve"> gives the expected biennial log-change per one-SD increase in the litigation rate.</w:t>
       </w:r>
     </w:p>
     <w:p>
@@ -2958,7 +3094,7 @@
           <w:i w:val="0"/>
           <w:sz w:val="24"/>
         </w:rPr>
-        <w:t>Because inference is based on only 12 specialty clusters, we checked the primary results with a cluster block-bootstrap (B = 1,999). For physician growth the bootstrap 95% CI for the lagged litigation-rate coefficient was -0.0048 to +0.0021 and the bootstrap p-value was 0.57; for hospital facility-count growth the bootstrap 95% CI was -0.0043 to +0.0042 and the bootstrap p-value was 0.90. Both intervals comfortably contain zero. Power diagnostics make the panel information explicit. For physician growth, the minimum detectable effect was 1.08% per SD at 80% power, and the power to declare equivalence within the +/-1% margin if the true effect were zero was 98.4%. For hospital facility-count growth the minimum detectable effect was 1.69% per SD and the equivalent power for the +/-1% margin was 90.4%. The panel is informative enough to rule out policy-relevant effects for physicians, and to bound any hospital effect within a small margin.</w:t>
+        <w:t>Because inference is based on only 12 specialty clusters, we checked the primary results with a cluster block-bootstrap (B = 1,999). For physician growth the bootstrap 95% CI for the lagged litigation-rate coefficient was -0.0048 to +0.0021 and the bootstrap p-value was 0.57; for hospital facility-count growth the bootstrap 95% CI was -0.0043 to +0.0042 and the bootstrap p-value was 0.90. Both intervals comfortably contain zero. Power diagnostics make the panel information explicit. For physician growth, the minimum detectable effect was 1.08% per SD at 80% power, and the power to declare equivalence within the +/-1% margin if the true effect were zero was 98.4%. For hospital facility-count growth the minimum detectable effect was 1.69% per SD and the equivalent power for the +/-1% margin was 90.4%. The panel is informative enough to rule out policy-relevant physician effects and to bound any hospital effect within a small margin.</w:t>
       </w:r>
     </w:p>
     <w:p>
@@ -3078,7 +3214,7 @@
           <w:i w:val="0"/>
           <w:sz w:val="24"/>
         </w:rPr>
-        <w:t>As a reference for the size of the specialist-training pipeline, first-year specialist-trainee (senkoi) positions in 2018 covered 18.3% of physicians in the third to fifth year after medical registration in 2014 (weighted by specialty stock), with specialty-specific coverage ranging from 7.2% (paediatrics) to 81.7% (surgery). (Ministry of Health, Labour and Welfare, 2018; Ministry of Health, Labour and Welfare, 2015) These coverage rates are not an outcome of the litigation-risk model, but they confirm that the 12 primary specialties capture the main initial specialization decision in Japan; Supplementary Table 8 reports the counts by specialty.</w:t>
+        <w:t>As a reference for the size of the specialist-training pipeline, first-year specialist-trainee (senkoi) positions in 2018 covered 18.3% of physicians in the third to fifth year after medical registration in 2014 (weighted by specialty stock), with specialty-specific coverage ranging from 7.2% (paediatrics) to 81.7% (surgery). (Ministry of Health, Labour and Welfare, 2018; Ministry of Health, Labour and Welfare, 2015) These coverage rates are not an outcome of the litigation-risk model, but they confirm that the 12 primary specialties capture the main initial specialty choice in Japan; Supplementary Table 8 reports the counts by specialty.</w:t>
       </w:r>
     </w:p>
     <w:p>
@@ -3130,7 +3266,7 @@
           <w:i w:val="0"/>
           <w:sz w:val="24"/>
         </w:rPr>
-        <w:t>Using national primary data, rates rather than counts, and only measured biennial physician observations, we found no association between specialty-level malpractice-litigation risk and subsequent physician or hospital decline. Equivalence testing showed that any effect of litigation risk on biennial physician growth is smaller than +/-1% (90% CI within the +/-1% margin), and any effect on hospital facility-count growth is meaningfully bounded. These data do not support the assumption that physicians systematically abandon high-litigation specialties over 16 years of official statistics.</w:t>
+        <w:t>Using national primary data, rates rather than counts, and only measured biennial physician observations, we found no association between specialty-level malpractice-litigation risk and subsequent physician and hospital facility-count growth. Equivalence testing showed that any effect of litigation risk on biennial physician growth is smaller than +/-1% (90% CI within the +/-1% margin), and the effect on hospital facility-count growth is bounded within the pre-specified +/-2% margin. These data do not support the assumption that physicians systematically abandon high-litigation specialties over 16 years of official statistics.</w:t>
       </w:r>
     </w:p>
     <w:p>
@@ -3184,7 +3320,7 @@
           <w:i w:val="0"/>
           <w:sz w:val="24"/>
         </w:rPr>
-        <w:t>Second, the discrepancy between perceived risk and measured workforce supply is consistent with well-documented behavioural mechanisms. Media coverage of sensational malpractice or criminal prosecutions makes litigation risk highly available to physicians and trainees, and loss aversion can cause a rare but salient adverse outcome to be overweighted in career deliberations. (Tversky and Kahneman, 1973; Kahneman and Tversky, 1979) Yet the decision to leave a specialty is governed by expected income, sunk training costs, switching costs and status-quo bias, all of which discourage exit even when perceived risk is high. (Samuelson and Zeckhauser, 1988) The gap between reported anxiety and measured supply is not a contradiction; it is what one would expect when a vivid, low-probability risk meets strong economic and institutional incentives to remain.</w:t>
+        <w:t>Second, the discrepancy between perceived risk and measured workforce supply is consistent with well-documented behavioural mechanisms. Media coverage of sensational malpractice or criminal prosecutions keeps litigation risk salient in memory for physicians and trainees, and loss aversion can cause a rare but salient adverse outcome to be overweighted in career deliberations. (Tversky and Kahneman, 1973; Kahneman and Tversky, 1979) Yet the decision to leave a specialty is governed by expected income, sunk training costs, switching costs and status-quo bias, all of which discourage exit even when perceived risk is high. (Samuelson and Zeckhauser, 1988) The gap between reported anxiety and measured supply is therefore not a contradiction, but what one would expect when a vivid, low-probability risk meets strong economic and institutional incentives to remain.</w:t>
       </w:r>
     </w:p>
     <w:p>
@@ -3198,7 +3334,7 @@
           <w:i w:val="0"/>
           <w:sz w:val="24"/>
         </w:rPr>
-        <w:t>For health policy, the lesson is that changing the perceived risk alone is unlikely to alter aggregate workforce allocation when the underlying choice architecture preserves strong structural incentives to remain. Status-quo bias and loss aversion now work in the opposite direction: once a physician has incurred the sunk cost of specialty training, leaving feels like a sure loss, while the rare possibility of a malpractice judgment remains an abstract, low-probability event. No-fault compensation, payment design, and training subsidies change the payoff structure directly; litigation-avoidance messaging targets only the perceived risk. Our results suggest that the former are the more reliable tools.</w:t>
+        <w:t>For health policy, the lesson is that changing the perceived risk alone is unlikely to alter aggregate workforce allocation when the underlying choice architecture preserves strong structural incentives to remain. Once a physician has incurred the sunk cost of specialty training, status-quo bias and loss aversion make leaving feel like a sure loss, while the rare possibility of a malpractice judgment remains an abstract, low-probability event. No-fault compensation, payment design, and training subsidies change the payoff structure directly; litigation-avoidance messaging targets only the perceived risk. Our results suggest that the former are the more reliable tools.</w:t>
       </w:r>
     </w:p>
     <w:p>
@@ -3320,7 +3456,7 @@
           <w:i w:val="0"/>
           <w:sz w:val="24"/>
         </w:rPr>
-        <w:t>The weak response reflects the institutional structure of career choice, not a lack of concern. Once a physician has entered a specialty, the costs of switching -- foregone fellowship income, lost seniority and professional identity -- generate powerful status-quo bias, while fee-for-service income rewards the high-acuity work that also carries litigation risk. No-fault compensation, payment design and training subsidies alter the payoffs and defaults that matter for a loss-averse trainee; they are more reliable tools than risk communication. (Samuelson and Zeckhauser, 1988; Kahneman and Tversky, 1979) New Zealand and the Nordic administrative-compensation systems show how separating compensation from blame can protect patients and providers without relying on litigation, and Japan's JOCS-CP moves in the same direction for obstetric cerebral palsy. (Bismark and Paterson, 2006; Mello, Kachalia and Studdert, 2011; Hasegawa et al., 2016)</w:t>
+        <w:t>The muted response reflects the institutional structure of career choice, not a lack of concern. Once a physician has entered a specialty, the costs of switching -- foregone fellowship income, lost seniority and professional identity -- generate powerful status-quo bias, while fee-for-service income rewards the high-acuity work that also carries litigation risk. No-fault compensation, payment design and training subsidies alter the payoffs and defaults that matter for a loss-averse trainee; they are more reliable tools than risk communication. (Samuelson and Zeckhauser, 1988; Kahneman and Tversky, 1979) New Zealand and the Nordic administrative-compensation systems show how separating compensation from blame can protect patients and providers without relying on litigation, and Japan's JOCS-CP moves in the same direction for obstetric cerebral palsy. (Bismark and Paterson, 2006; Mello, Kachalia and Studdert, 2011; Hasegawa et al., 2016)</w:t>
       </w:r>
     </w:p>
     <w:p>
@@ -3334,7 +3470,7 @@
           <w:i w:val="0"/>
           <w:sz w:val="24"/>
         </w:rPr>
-        <w:t>Information campaigns that publicise the rarity of claims are therefore unlikely to alter aggregate supply. The availability heuristic means that vivid cases dominate decision weights regardless of their frequency, so a national trend line does not remove salient exemplars from memory or media coverage. (Tversky and Kahneman, 1973; Kahneman and Tversky, 1979; Lin et al., 2022) The policy lesson is that governments should redesign the choice architecture -- payment, training slots and compensation rules -- rather than expect litigation-avoidance messaging to drive career decisions. Our null result is evidence that structural defaults and loss aversion outweigh rare-event risk perception in the aggregate workforce.</w:t>
+        <w:t>Information campaigns that publicise the rarity of claims are therefore unlikely to alter aggregate supply. The availability heuristic means that vivid cases dominate decision weights regardless of their frequency, so a national trend line does not remove salient exemplars from memory or media coverage. (Tversky and Kahneman, 1973; Kahneman and Tversky, 1979; Lin et al., 2022) The policy lesson is that governments should redesign the choice architecture -- payment, training slots and compensation rules -- rather than expect litigation-avoidance messaging to drive career decisions. Our results are consistent with the interpretation that structural defaults and loss aversion outweigh rare-event risk perception in the aggregate workforce.</w:t>
       </w:r>
     </w:p>
     <w:p>

--- a/manuscript/ssm_manuscript_en.docx
+++ b/manuscript/ssm_manuscript_en.docx
@@ -37,7 +37,7 @@
           <w:rFonts w:ascii="Times New Roman" w:hAnsi="Times New Roman"/>
           <w:sz w:val="24"/>
         </w:rPr>
-        <w:t>Rationale: Specialty maldistribution is a persistent health-workforce problem, and malpractice litigation is widely assumed to push physicians away from high-risk specialties. Objective: To test whether specialty-level malpractice-litigation risk predicts subsequent physician supply and hospital facility counts in Japan. Methods: We used national administrative data for 12 clinical specialties from 2008 to 2024. Exposure was malpractice claims per 1,000 physicians; outcomes were biennial log-changes in physician counts and annual log-changes in hospital facility counts. We estimated specialty-and-wave fixed-effects panels with clustered standard errors and applied two one-sided equivalence tests with pre-specified margins of +/-1% and +/-2%. Results: The lagged litigation rate was not associated with physician growth (coefficient -0.0009; 95% CI -0.0043 to +0.0025; p=0.56; n=96) or facility-count growth (p=0.90; n=96). Equivalence testing showed that a one-SD higher rate shifted physician growth by less than +/-1% (TOST p=0.023; point estimate -0.21%; 90% CI -0.84% to +0.42%). Conclusions: Malpractice litigation risk does not appear to drive aggregate specialty maldistribution in Japan. Structural incentives remain more promising policy levers for rebalancing the workforce.</w:t>
+        <w:t>Specialty maldistribution is a persistent health-workforce problem, and malpractice litigation is widely assumed to push physicians away from high-risk specialties. We tested whether specialty-level malpractice-litigation risk predicts subsequent physician supply and hospital facility counts in Japan, using national administrative data for 12 clinical specialties from 2008 to 2024. Exposure was malpractice claims per 1,000 physicians; outcomes were biennial log-changes in physician counts and annual log-changes in hospital facility counts. We estimated specialty-and-wave fixed-effects panels with clustered standard errors and applied two one-sided equivalence tests with pre-specified margins of +/-1% and +/-2%. The lagged litigation rate was not associated with physician growth (coefficient -0.0009; 95% CI -0.0043 to +0.0025; p=0.56; n=96) or facility-count growth (p=0.90; n=96). Equivalence testing showed that a one-SD higher rate shifted physician growth by less than +/-1% (TOST p=0.023; point estimate -0.21%; 90% CI -0.84% to +0.42%). Malpractice litigation risk does not appear to drive aggregate specialty maldistribution in Japan; structural incentives remain more promising policy levers for rebalancing the workforce.</w:t>
       </w:r>
     </w:p>
     <w:p>
@@ -3496,7 +3496,7 @@
           <w:i w:val="0"/>
           <w:sz w:val="24"/>
         </w:rPr>
-        <w:t>This is an ecological, specialty-level analysis and cannot establish individual-level causality. We do not directly observe individual physicians' subjective risk perceptions, so the interpretation of the null result in terms of availability, loss aversion and status-quo bias is theoretically informed rather than directly tested. The 12 specialties correspond to the primary-specialty tier of Japan's two-tiered specialist training programme; the analysis describes workforce allocation at the initial board-certification stage and may not extend to narrower subspecialties that are not separately tracked in the biennial census. The physician census is biennial, giving 9 measured waves; we addressed the limited power directly through equivalence testing and by pooling across specialties, but residual power constraints remain and the equivalence margins are a judgement. Litigation rates may be endogenous to physician supply if a smaller workforce increases workload and hence incidents; the lagged exposure, fixed effects, and reverse specification make reverse causation unlikely, yet unobserved confounders at the specialty or prefecture level cannot be fully ruled out. Cluster block-bootstrap and power diagnostics are reported in Supplementary Table 6. Because clusters are defined by the 12 specialties, the small-cluster correction uses G-1=11 degrees of freedom; this is the minimum at which cluster-level t inference is recommended and is inherent to the data. Specialty-specific litigation counts could be recovered only from 2008; pre-2008 specialty tables were not retrievable from primary sources. Clinic counts by specialty are published only every 3 years and were used descriptively. JMSR report counts are available only from 2015 and were used in a 2016-2024 sensitivity. Media article counts are available only for 2009-2018 and are a national total, so they cannot be decomposed by specialty and are collinear with full wave fixed effects. Litigation counts are assigned to a principal specialty and, by the Court's own note, do not measure intrinsic specialty risk. (Supreme Court of Japan, 2024) Finally, these findings are embedded in the country's particular legal, cultural and institutional context -- including its no-fault obstetric compensation scheme, its fee-for-service reimbursement structure and its comparatively low-volume malpractice-litigation culture -- so physician responses to litigation risk may differ in health systems with different liability regimes, compensation mechanisms or professional norms; the results should not be assumed to generalise across cultural spheres.</w:t>
+        <w:t>This is an ecological, specialty-level analysis and cannot establish individual-level causality. We do not directly observe individual physicians' subjective risk perceptions, so the interpretation of the null result in terms of availability, loss aversion and status-quo bias is theoretically informed rather than directly tested. The 12 specialties correspond to the primary-specialty tier of Japan's two-tiered specialist training programme; the analysis describes workforce allocation at the initial board-certification stage and may not extend to narrower subspecialties that are not separately tracked in the biennial census. The physician census is biennial, giving 9 measured waves; we addressed the limited power directly through equivalence testing and by pooling across specialties, but residual power constraints remain and the equivalence margins are a judgement. Litigation rates may be endogenous to physician supply if a smaller workforce increases workload and hence incidents; the lagged exposure, fixed effects, and reverse specification make reverse causation unlikely, yet unobserved confounders at the specialty or national-policy level cannot be fully ruled out. Cluster block-bootstrap and power diagnostics are reported in Supplementary Table 6. Because clusters are defined by the 12 specialties, the small-cluster correction uses G-1=11 degrees of freedom; this is the minimum at which cluster-level t inference is recommended and is inherent to the data. Specialty-specific litigation counts could be recovered only from 2008; pre-2008 specialty tables were not retrievable from primary sources. Clinic counts by specialty are published only every 3 years and were used descriptively. JMSR report counts are available only from 2015 and were used in a 2016-2024 sensitivity. Media article counts are available only for 2009-2018 and are a national total, so they cannot be decomposed by specialty and are collinear with full wave fixed effects. Litigation counts are assigned to a principal specialty and, by the Court's own note, do not measure intrinsic specialty risk. (Supreme Court of Japan, 2024) Finally, these findings are embedded in the country's particular legal, cultural and institutional context -- including its no-fault obstetric compensation scheme, its fee-for-service reimbursement structure and its comparatively low-volume malpractice-litigation culture -- so physician responses to litigation risk may differ in health systems with different liability regimes, compensation mechanisms or professional norms; the results should not be assumed to generalise across cultural spheres.</w:t>
       </w:r>
     </w:p>
     <w:p>
@@ -3667,6 +3667,56 @@
           <w:sz w:val="20"/>
         </w:rPr>
         <w:t>. 50(2): 317-372.</w:t>
+      </w:r>
+    </w:p>
+    <w:p>
+      <w:pPr>
+        <w:spacing w:line="360" w:lineRule="auto"/>
+      </w:pPr>
+      <w:r>
+        <w:rPr>
+          <w:rFonts w:ascii="Times New Roman" w:hAnsi="Times New Roman"/>
+          <w:b w:val="0"/>
+          <w:i w:val="0"/>
+          <w:sz w:val="20"/>
+        </w:rPr>
+        <w:t>von Elm, E., Altman, D.G., Egger, M., et al. (2007), '</w:t>
+      </w:r>
+      <w:r>
+        <w:rPr>
+          <w:rFonts w:ascii="Times New Roman" w:hAnsi="Times New Roman"/>
+          <w:b w:val="0"/>
+          <w:i w:val="0"/>
+          <w:sz w:val="20"/>
+        </w:rPr>
+        <w:t>The STROBE statement</w:t>
+      </w:r>
+      <w:r>
+        <w:rPr>
+          <w:rFonts w:ascii="Times New Roman" w:hAnsi="Times New Roman"/>
+          <w:b w:val="0"/>
+          <w:i w:val="0"/>
+          <w:sz w:val="20"/>
+        </w:rPr>
+        <w:t xml:space="preserve">', </w:t>
+      </w:r>
+      <w:r>
+        <w:rPr>
+          <w:rFonts w:ascii="Times New Roman" w:hAnsi="Times New Roman"/>
+          <w:b w:val="0"/>
+          <w:i/>
+          <w:sz w:val="20"/>
+        </w:rPr>
+        <w:t>Lancet</w:t>
+      </w:r>
+      <w:r>
+        <w:rPr>
+          <w:rFonts w:ascii="Times New Roman" w:hAnsi="Times New Roman"/>
+          <w:b w:val="0"/>
+          <w:i w:val="0"/>
+          <w:sz w:val="20"/>
+        </w:rPr>
+        <w:t>. 370(9596): 1453-1457.</w:t>
       </w:r>
     </w:p>
     <w:p>
@@ -4955,56 +5005,6 @@
     </w:p>
     <w:p>
       <w:pPr>
-        <w:spacing w:line="360" w:lineRule="auto"/>
-      </w:pPr>
-      <w:r>
-        <w:rPr>
-          <w:rFonts w:ascii="Times New Roman" w:hAnsi="Times New Roman"/>
-          <w:b w:val="0"/>
-          <w:i w:val="0"/>
-          <w:sz w:val="20"/>
-        </w:rPr>
-        <w:t>von Elm, E., Altman, D.G., Egger, M., et al. (2007), '</w:t>
-      </w:r>
-      <w:r>
-        <w:rPr>
-          <w:rFonts w:ascii="Times New Roman" w:hAnsi="Times New Roman"/>
-          <w:b w:val="0"/>
-          <w:i w:val="0"/>
-          <w:sz w:val="20"/>
-        </w:rPr>
-        <w:t>The STROBE statement</w:t>
-      </w:r>
-      <w:r>
-        <w:rPr>
-          <w:rFonts w:ascii="Times New Roman" w:hAnsi="Times New Roman"/>
-          <w:b w:val="0"/>
-          <w:i w:val="0"/>
-          <w:sz w:val="20"/>
-        </w:rPr>
-        <w:t xml:space="preserve">', </w:t>
-      </w:r>
-      <w:r>
-        <w:rPr>
-          <w:rFonts w:ascii="Times New Roman" w:hAnsi="Times New Roman"/>
-          <w:b w:val="0"/>
-          <w:i/>
-          <w:sz w:val="20"/>
-        </w:rPr>
-        <w:t>Lancet</w:t>
-      </w:r>
-      <w:r>
-        <w:rPr>
-          <w:rFonts w:ascii="Times New Roman" w:hAnsi="Times New Roman"/>
-          <w:b w:val="0"/>
-          <w:i w:val="0"/>
-          <w:sz w:val="20"/>
-        </w:rPr>
-        <w:t>. 370(9596): 1453-1457.</w:t>
-      </w:r>
-    </w:p>
-    <w:p>
-      <w:pPr>
         <w:pStyle w:val="Heading1"/>
       </w:pPr>
       <w:r>
